--- a/lessons/6-9-group2/homework.docx
+++ b/lessons/6-9-group2/homework.docx
@@ -115,7 +115,7 @@
           <wp:inline distT="0" distB="0" distL="0" distR="0">
             <wp:extent cx="1047750" cy="790575"/>
             <wp:effectExtent t="0" r="0" b="0" l="0"/>
-            <wp:docPr id="1" name="" descr="" title=""/>
+            <wp:docPr id="1" name="Whole Number" descr="Picture illustrating the vocabulary word &quot;Whole Number&quot;" title="Whole Number"/>
             <wp:cNvGraphicFramePr>
               <a:graphicFrameLocks xmlns:a="http://schemas.openxmlformats.org/drawingml/2006/main" noChangeAspect="1"/>
             </wp:cNvGraphicFramePr>
@@ -161,10 +161,10 @@
           <w:b/>
           <w:bCs/>
         </w:rPr>
-        <w:t xml:space="preserve">Divide Whole Numbers by Fractions (Dividir números enteros entre fracciones)</w:t>
-      </w:r>
-      <w:r>
-        <w:t xml:space="preserve"> — Find how many fractional groups fit in a whole number by multiplying by the reciprocal.</w:t>
+        <w:t xml:space="preserve">Whole Number (Número entero)</w:t>
+      </w:r>
+      <w:r>
+        <w:t xml:space="preserve"> — A counting number with no fraction or decimal, like 0, 1, 2, 3.</w:t>
       </w:r>
     </w:p>
     <w:p>
@@ -178,7 +178,7 @@
           <wp:inline distT="0" distB="0" distL="0" distR="0">
             <wp:extent cx="1047750" cy="790575"/>
             <wp:effectExtent t="0" r="0" b="0" l="0"/>
-            <wp:docPr id="1" name="" descr="" title=""/>
+            <wp:docPr id="1" name="Fraction" descr="Picture illustrating the vocabulary word &quot;Fraction&quot;" title="Fraction"/>
             <wp:cNvGraphicFramePr>
               <a:graphicFrameLocks xmlns:a="http://schemas.openxmlformats.org/drawingml/2006/main" noChangeAspect="1"/>
             </wp:cNvGraphicFramePr>
@@ -224,10 +224,10 @@
           <w:b/>
           <w:bCs/>
         </w:rPr>
-        <w:t xml:space="preserve">Whole Number (Número entero)</w:t>
-      </w:r>
-      <w:r>
-        <w:t xml:space="preserve"> — A counting number with no fraction or decimal, like 0, 1, 2, 3.</w:t>
+        <w:t xml:space="preserve">Fraction (Fracción)</w:t>
+      </w:r>
+      <w:r>
+        <w:t xml:space="preserve"> — A number that shows part of a whole, like 3/4.</w:t>
       </w:r>
     </w:p>
     <w:p>
@@ -241,7 +241,7 @@
           <wp:inline distT="0" distB="0" distL="0" distR="0">
             <wp:extent cx="1047750" cy="790575"/>
             <wp:effectExtent t="0" r="0" b="0" l="0"/>
-            <wp:docPr id="1" name="" descr="" title=""/>
+            <wp:docPr id="1" name="Reciprocal" descr="Picture illustrating the vocabulary word &quot;Reciprocal&quot;" title="Reciprocal"/>
             <wp:cNvGraphicFramePr>
               <a:graphicFrameLocks xmlns:a="http://schemas.openxmlformats.org/drawingml/2006/main" noChangeAspect="1"/>
             </wp:cNvGraphicFramePr>
@@ -287,10 +287,10 @@
           <w:b/>
           <w:bCs/>
         </w:rPr>
-        <w:t xml:space="preserve">Fraction (Fracción)</w:t>
-      </w:r>
-      <w:r>
-        <w:t xml:space="preserve"> — A number that shows part of a whole, like 3/4.</w:t>
+        <w:t xml:space="preserve">Reciprocal (Recíproco)</w:t>
+      </w:r>
+      <w:r>
+        <w:t xml:space="preserve"> — A fraction turned upside down.</w:t>
       </w:r>
     </w:p>
     <w:p>
@@ -304,7 +304,70 @@
           <wp:inline distT="0" distB="0" distL="0" distR="0">
             <wp:extent cx="1047750" cy="790575"/>
             <wp:effectExtent t="0" r="0" b="0" l="0"/>
-            <wp:docPr id="1" name="" descr="" title=""/>
+            <wp:docPr id="1" name="Keep, Change, Flip" descr="Picture illustrating the vocabulary word &quot;Keep, Change, Flip&quot;" title="Keep, Change, Flip"/>
+            <wp:cNvGraphicFramePr>
+              <a:graphicFrameLocks xmlns:a="http://schemas.openxmlformats.org/drawingml/2006/main" noChangeAspect="1"/>
+            </wp:cNvGraphicFramePr>
+            <a:graphic xmlns:a="http://schemas.openxmlformats.org/drawingml/2006/main">
+              <a:graphicData uri="http://schemas.openxmlformats.org/drawingml/2006/picture">
+                <pic:pic xmlns:pic="http://schemas.openxmlformats.org/drawingml/2006/picture">
+                  <pic:nvPicPr>
+                    <pic:cNvPr id="0" name="" descr=""/>
+                    <pic:cNvPicPr>
+                      <a:picLocks noChangeAspect="1" noChangeArrowheads="1"/>
+                    </pic:cNvPicPr>
+                  </pic:nvPicPr>
+                  <pic:blipFill>
+                    <a:blip r:embed="rId9" cstate="none"/>
+                    <a:srcRect/>
+                    <a:stretch>
+                      <a:fillRect/>
+                    </a:stretch>
+                  </pic:blipFill>
+                  <pic:spPr bwMode="auto">
+                    <a:xfrm>
+                      <a:off x="0" y="0"/>
+                      <a:ext cx="1047750" cy="790575"/>
+                    </a:xfrm>
+                    <a:prstGeom prst="rect">
+                      <a:avLst/>
+                    </a:prstGeom>
+                  </pic:spPr>
+                </pic:pic>
+              </a:graphicData>
+            </a:graphic>
+          </wp:inline>
+        </w:drawing>
+      </w:r>
+    </w:p>
+    <w:p>
+      <w:pPr>
+        <w:keepNext/>
+        <w:spacing w:after="120"/>
+      </w:pPr>
+      <w:r>
+        <w:rPr>
+          <w:b/>
+          <w:bCs/>
+        </w:rPr>
+        <w:t xml:space="preserve">Keep, Change, Flip (Mantener, cambiar, invertir)</w:t>
+      </w:r>
+      <w:r>
+        <w:t xml:space="preserve"> — A way to divide fractions: keep the first, change ÷ to ×, flip the second.</w:t>
+      </w:r>
+    </w:p>
+    <w:p>
+      <w:pPr>
+        <w:keepNext/>
+        <w:spacing w:after="20" w:before="80"/>
+        <w:jc w:val="center"/>
+      </w:pPr>
+      <w:r>
+        <w:drawing>
+          <wp:inline distT="0" distB="0" distL="0" distR="0">
+            <wp:extent cx="1047750" cy="790575"/>
+            <wp:effectExtent t="0" r="0" b="0" l="0"/>
+            <wp:docPr id="1" name="Quotient" descr="Picture illustrating the vocabulary word &quot;Quotient&quot;" title="Quotient"/>
             <wp:cNvGraphicFramePr>
               <a:graphicFrameLocks xmlns:a="http://schemas.openxmlformats.org/drawingml/2006/main" noChangeAspect="1"/>
             </wp:cNvGraphicFramePr>
@@ -350,132 +413,6 @@
           <w:b/>
           <w:bCs/>
         </w:rPr>
-        <w:t xml:space="preserve">Reciprocal (Recíproco)</w:t>
-      </w:r>
-      <w:r>
-        <w:t xml:space="preserve"> — A fraction turned upside down.</w:t>
-      </w:r>
-    </w:p>
-    <w:p>
-      <w:pPr>
-        <w:keepNext/>
-        <w:spacing w:after="20" w:before="80"/>
-        <w:jc w:val="center"/>
-      </w:pPr>
-      <w:r>
-        <w:drawing>
-          <wp:inline distT="0" distB="0" distL="0" distR="0">
-            <wp:extent cx="1047750" cy="790575"/>
-            <wp:effectExtent t="0" r="0" b="0" l="0"/>
-            <wp:docPr id="1" name="" descr="" title=""/>
-            <wp:cNvGraphicFramePr>
-              <a:graphicFrameLocks xmlns:a="http://schemas.openxmlformats.org/drawingml/2006/main" noChangeAspect="1"/>
-            </wp:cNvGraphicFramePr>
-            <a:graphic xmlns:a="http://schemas.openxmlformats.org/drawingml/2006/main">
-              <a:graphicData uri="http://schemas.openxmlformats.org/drawingml/2006/picture">
-                <pic:pic xmlns:pic="http://schemas.openxmlformats.org/drawingml/2006/picture">
-                  <pic:nvPicPr>
-                    <pic:cNvPr id="0" name="" descr=""/>
-                    <pic:cNvPicPr>
-                      <a:picLocks noChangeAspect="1" noChangeArrowheads="1"/>
-                    </pic:cNvPicPr>
-                  </pic:nvPicPr>
-                  <pic:blipFill>
-                    <a:blip r:embed="rId10" cstate="none"/>
-                    <a:srcRect/>
-                    <a:stretch>
-                      <a:fillRect/>
-                    </a:stretch>
-                  </pic:blipFill>
-                  <pic:spPr bwMode="auto">
-                    <a:xfrm>
-                      <a:off x="0" y="0"/>
-                      <a:ext cx="1047750" cy="790575"/>
-                    </a:xfrm>
-                    <a:prstGeom prst="rect">
-                      <a:avLst/>
-                    </a:prstGeom>
-                  </pic:spPr>
-                </pic:pic>
-              </a:graphicData>
-            </a:graphic>
-          </wp:inline>
-        </w:drawing>
-      </w:r>
-    </w:p>
-    <w:p>
-      <w:pPr>
-        <w:keepNext/>
-        <w:spacing w:after="120"/>
-      </w:pPr>
-      <w:r>
-        <w:rPr>
-          <w:b/>
-          <w:bCs/>
-        </w:rPr>
-        <w:t xml:space="preserve">Keep, Change, Flip (Mantener, cambiar, invertir)</w:t>
-      </w:r>
-      <w:r>
-        <w:t xml:space="preserve"> — A way to divide fractions: keep the first, change ÷ to ×, flip the second.</w:t>
-      </w:r>
-    </w:p>
-    <w:p>
-      <w:pPr>
-        <w:keepNext/>
-        <w:spacing w:after="20" w:before="80"/>
-        <w:jc w:val="center"/>
-      </w:pPr>
-      <w:r>
-        <w:drawing>
-          <wp:inline distT="0" distB="0" distL="0" distR="0">
-            <wp:extent cx="1047750" cy="790575"/>
-            <wp:effectExtent t="0" r="0" b="0" l="0"/>
-            <wp:docPr id="1" name="" descr="" title=""/>
-            <wp:cNvGraphicFramePr>
-              <a:graphicFrameLocks xmlns:a="http://schemas.openxmlformats.org/drawingml/2006/main" noChangeAspect="1"/>
-            </wp:cNvGraphicFramePr>
-            <a:graphic xmlns:a="http://schemas.openxmlformats.org/drawingml/2006/main">
-              <a:graphicData uri="http://schemas.openxmlformats.org/drawingml/2006/picture">
-                <pic:pic xmlns:pic="http://schemas.openxmlformats.org/drawingml/2006/picture">
-                  <pic:nvPicPr>
-                    <pic:cNvPr id="0" name="" descr=""/>
-                    <pic:cNvPicPr>
-                      <a:picLocks noChangeAspect="1" noChangeArrowheads="1"/>
-                    </pic:cNvPicPr>
-                  </pic:nvPicPr>
-                  <pic:blipFill>
-                    <a:blip r:embed="rId11" cstate="none"/>
-                    <a:srcRect/>
-                    <a:stretch>
-                      <a:fillRect/>
-                    </a:stretch>
-                  </pic:blipFill>
-                  <pic:spPr bwMode="auto">
-                    <a:xfrm>
-                      <a:off x="0" y="0"/>
-                      <a:ext cx="1047750" cy="790575"/>
-                    </a:xfrm>
-                    <a:prstGeom prst="rect">
-                      <a:avLst/>
-                    </a:prstGeom>
-                  </pic:spPr>
-                </pic:pic>
-              </a:graphicData>
-            </a:graphic>
-          </wp:inline>
-        </w:drawing>
-      </w:r>
-    </w:p>
-    <w:p>
-      <w:pPr>
-        <w:keepNext/>
-        <w:spacing w:after="120"/>
-      </w:pPr>
-      <w:r>
-        <w:rPr>
-          <w:b/>
-          <w:bCs/>
-        </w:rPr>
         <w:t xml:space="preserve">Quotient (Cociente)</w:t>
       </w:r>
       <w:r>
@@ -524,7 +461,7 @@
         <w:spacing w:after="40" w:before="0"/>
       </w:pPr>
       <w:r>
-        <w:t xml:space="preserve">     A. 9</w:t>
+        <w:t xml:space="preserve">     A. 2/18</w:t>
       </w:r>
     </w:p>
     <w:p>
@@ -540,15 +477,15 @@
         <w:spacing w:after="40" w:before="0"/>
       </w:pPr>
       <w:r>
-        <w:t xml:space="preserve">     C. 12</w:t>
-      </w:r>
-    </w:p>
-    <w:p>
-      <w:pPr>
-        <w:spacing w:after="40" w:before="0"/>
-      </w:pPr>
-      <w:r>
-        <w:t xml:space="preserve">     D. 2/18</w:t>
+        <w:t xml:space="preserve">     C. 9</w:t>
+      </w:r>
+    </w:p>
+    <w:p>
+      <w:pPr>
+        <w:spacing w:after="40" w:before="0"/>
+      </w:pPr>
+      <w:r>
+        <w:t xml:space="preserve">     D. 12</w:t>
       </w:r>
     </w:p>
     <w:p>
@@ -827,7 +764,7 @@
           <w:b/>
           <w:bCs/>
         </w:rPr>
-        <w:t xml:space="preserve">1. A. 9</w:t>
+        <w:t xml:space="preserve">1. C. 9</w:t>
       </w:r>
     </w:p>
     <w:p>
@@ -1128,7 +1065,14 @@
 <file path=word/styles.xml><?xml version="1.0" encoding="utf-8"?>
 <w:styles xmlns:mc="http://schemas.openxmlformats.org/markup-compatibility/2006" xmlns:r="http://schemas.openxmlformats.org/officeDocument/2006/relationships" xmlns:w="http://schemas.openxmlformats.org/wordprocessingml/2006/main" xmlns:w14="http://schemas.microsoft.com/office/word/2010/wordml" xmlns:w15="http://schemas.microsoft.com/office/word/2012/wordml" mc:Ignorable="w14 w15">
   <w:docDefaults>
-    <w:rPrDefault/>
+    <w:rPrDefault>
+      <w:rPr>
+        <w:rFonts w:ascii="Arial" w:cs="Arial" w:eastAsia="Arial" w:hAnsi="Arial"/>
+        <w:sz w:val="22"/>
+        <w:szCs w:val="22"/>
+        <w:lang w:val="en-US"/>
+      </w:rPr>
+    </w:rPrDefault>
     <w:pPrDefault/>
   </w:docDefaults>
   <w:style w:type="paragraph" w:styleId="Title">
@@ -1146,10 +1090,16 @@
     <w:basedOn w:val="Normal"/>
     <w:next w:val="Normal"/>
     <w:qFormat/>
-    <w:rPr>
-      <w:color w:val="2E74B5"/>
-      <w:sz w:val="32"/>
-      <w:szCs w:val="32"/>
+    <w:pPr>
+      <w:keepNext/>
+    </w:pPr>
+    <w:rPr>
+      <w:rFonts w:ascii="Arial" w:cs="Arial" w:eastAsia="Arial" w:hAnsi="Arial"/>
+      <w:b/>
+      <w:bCs/>
+      <w:color w:val="183E56"/>
+      <w:sz w:val="34"/>
+      <w:szCs w:val="34"/>
     </w:rPr>
   </w:style>
   <w:style w:type="paragraph" w:styleId="Heading2">
@@ -1157,8 +1107,14 @@
     <w:basedOn w:val="Normal"/>
     <w:next w:val="Normal"/>
     <w:qFormat/>
-    <w:rPr>
-      <w:color w:val="2E74B5"/>
+    <w:pPr>
+      <w:keepNext/>
+    </w:pPr>
+    <w:rPr>
+      <w:rFonts w:ascii="Arial" w:cs="Arial" w:eastAsia="Arial" w:hAnsi="Arial"/>
+      <w:b/>
+      <w:bCs/>
+      <w:color w:val="176B70"/>
       <w:sz w:val="26"/>
       <w:szCs w:val="26"/>
     </w:rPr>

--- a/lessons/6-9-group2/homework.docx
+++ b/lessons/6-9-group2/homework.docx
@@ -737,148 +737,6 @@
         <w:t xml:space="preserve">______________________________________________________________________</w:t>
       </w:r>
     </w:p>
-    <w:p>
-      <w:r>
-        <w:br w:type="page"/>
-      </w:r>
-    </w:p>
-    <w:p>
-      <w:pPr>
-        <w:pStyle w:val="Heading1"/>
-        <w:spacing w:after="120"/>
-      </w:pPr>
-      <w:r>
-        <w:rPr>
-          <w:b/>
-          <w:bCs/>
-        </w:rPr>
-        <w:t xml:space="preserve">Answer Key (Teacher)</w:t>
-      </w:r>
-    </w:p>
-    <w:p>
-      <w:pPr>
-        <w:spacing w:after="40" w:before="0"/>
-      </w:pPr>
-      <w:r>
-        <w:rPr>
-          <w:b/>
-          <w:bCs/>
-        </w:rPr>
-        <w:t xml:space="preserve">1. C. 9</w:t>
-      </w:r>
-    </w:p>
-    <w:p>
-      <w:pPr>
-        <w:spacing w:after="20" w:before="0"/>
-      </w:pPr>
-      <w:r>
-        <w:t xml:space="preserve">     6 ÷ 2/3 = 6 × 3/2 = 18/2 = 9. Keep 6, change ÷ to ×, flip 2/3 to 3/2.</w:t>
-      </w:r>
-    </w:p>
-    <w:p>
-      <w:pPr>
-        <w:spacing w:after="80" w:before="0"/>
-      </w:pPr>
-      <w:r>
-        <w:rPr>
-          <w:i/>
-          <w:iCs/>
-        </w:rPr>
-        <w:t xml:space="preserve">     Watch for: A common mistake in Divide Whole Numbers by Fractions is doing 'Keep, Change' but skipping the 'Flip' — students multiply by the divisor as it is instead of by its reciprocal. For example, for 6 ÷ 3/4, a student might write 6 × 3/4 = 4 1/2 and stop there, but the divisor 3/4 must be flipped to 4/3 first: 6 × 4/3 = 24/3 = 8. Before you submit, check: did I flip the second fraction (the divisor) upside down before multiplying?</w:t>
-      </w:r>
-    </w:p>
-    <w:p>
-      <w:pPr>
-        <w:spacing w:after="40" w:before="0"/>
-      </w:pPr>
-      <w:r>
-        <w:rPr>
-          <w:b/>
-          <w:bCs/>
-        </w:rPr>
-        <w:t xml:space="preserve">2. Spot the Common Mistake</w:t>
-      </w:r>
-    </w:p>
-    <w:p>
-      <w:pPr>
-        <w:spacing w:after="20" w:before="0"/>
-      </w:pPr>
-      <w:r>
-        <w:t xml:space="preserve">     The mistake is in Step 2.</w:t>
-      </w:r>
-    </w:p>
-    <w:p>
-      <w:pPr>
-        <w:spacing w:after="20" w:before="0"/>
-      </w:pPr>
-      <w:r>
-        <w:t xml:space="preserve">     Correct work: Keep the dividend 8 the same and flip only the divisor: 8 × 4/3 = 32/3 = 10 2/3. The mistake was flipping the whole number 8 into 1/8 instead of flipping the divisor 3/4 into 4/3.</w:t>
-      </w:r>
-    </w:p>
-    <w:p>
-      <w:pPr>
-        <w:spacing w:after="80" w:before="0"/>
-      </w:pPr>
-      <w:r>
-        <w:t xml:space="preserve">     Watch for: Only the divisor gets flipped. The Keep, Change, Flip step turned the dividend 8 into 1/8 and left 3/4 alone, which is backwards; the correct rewrite is 8 × 4/3 = 32/3 = 10 2/3. Since 3/4 is less than 1, more than 8 of those pieces fit into 8 wholes, so a tiny answer like 3/32 cannot be right.</w:t>
-      </w:r>
-    </w:p>
-    <w:p>
-      <w:pPr>
-        <w:spacing w:after="40" w:before="0"/>
-      </w:pPr>
-      <w:r>
-        <w:rPr>
-          <w:b/>
-          <w:bCs/>
-        </w:rPr>
-        <w:t xml:space="preserve">3. Find the Division Error</w:t>
-      </w:r>
-    </w:p>
-    <w:p>
-      <w:pPr>
-        <w:spacing w:after="20" w:before="0"/>
-      </w:pPr>
-      <w:r>
-        <w:t xml:space="preserve">     The mistake is in Step 2.</w:t>
-      </w:r>
-    </w:p>
-    <w:p>
-      <w:pPr>
-        <w:spacing w:after="20" w:before="0"/>
-      </w:pPr>
-      <w:r>
-        <w:t xml:space="preserve">     Correct work: 6 × 3/2 (flip the divisor 2/3 to get 3/2, not keep it as 2/3). Then 6 × 3/2 = 18/2 = 9.</w:t>
-      </w:r>
-    </w:p>
-    <w:p>
-      <w:pPr>
-        <w:spacing w:after="80" w:before="0"/>
-      </w:pPr>
-      <w:r>
-        <w:t xml:space="preserve">     Watch for: The Keep, Change, Flip step kept the divisor as 2/3 instead of flipping it to its reciprocal 3/2. The correct work is 6 × 3/2 = 18/2 = 9. Nine also makes sense as a count: each whole holds one and a half 2/3-size pieces, so 6 wholes hold 9 of them — more than the 6 you started with, not less.</w:t>
-      </w:r>
-    </w:p>
-    <w:p>
-      <w:pPr>
-        <w:spacing w:after="40" w:before="0"/>
-      </w:pPr>
-      <w:r>
-        <w:rPr>
-          <w:b/>
-          <w:bCs/>
-        </w:rPr>
-        <w:t xml:space="preserve">4. Open response — answers will vary.</w:t>
-      </w:r>
-    </w:p>
-    <w:p>
-      <w:pPr>
-        <w:spacing w:after="80" w:before="0"/>
-      </w:pPr>
-      <w:r>
-        <w:t xml:space="preserve">     Look for key words: 12, 8 × 3/2, greater, less than 1, servings, reciprocal.</w:t>
-      </w:r>
-    </w:p>
     <w:sectPr>
       <w:pgSz w:w="11906" w:h="16838" w:orient="portrait"/>
       <w:pgMar w:top="720" w:right="900" w:bottom="720" w:left="900" w:header="708" w:footer="708" w:gutter="0"/>
